--- a/hin/docx/041.content.docx
+++ b/hin/docx/041.content.docx
@@ -463,18 +463,12 @@
           <w:lang w:val="hi_IN" w:bidi="hi_IN"/>
         </w:rPr>
       </w:r>
-      <w:hyperlink r:id="rId13">
-        <w:r>
-          <w:rPr>
-            <w:lang w:val="hi_IN" w:bidi="hi_IN"/>
-          </w:rPr>
-          <w:rPr>
-            <w:color w:val="0000EE"/>
-            <w:u w:val="single"/>
-          </w:rPr>
-          <w:t>1 राजा 8:47</w:t>
-        </w:r>
-      </w:hyperlink>
+      <w:r>
+        <w:rPr>
+          <w:lang w:val="hi_IN" w:bidi="hi_IN"/>
+        </w:rPr>
+        <w:t>1 राजा 8:47</w:t>
+      </w:r>
     </w:p>
     <w:p>
       <w:pPr>
@@ -487,18 +481,12 @@
           <w:lang w:val="hi_IN" w:bidi="hi_IN"/>
         </w:rPr>
       </w:r>
-      <w:hyperlink r:id="rId14">
-        <w:r>
-          <w:rPr>
-            <w:lang w:val="hi_IN" w:bidi="hi_IN"/>
-          </w:rPr>
-          <w:rPr>
-            <w:color w:val="0000EE"/>
-            <w:u w:val="single"/>
-          </w:rPr>
-          <w:t>1 शमूएल 20:30</w:t>
-        </w:r>
-      </w:hyperlink>
+      <w:r>
+        <w:rPr>
+          <w:lang w:val="hi_IN" w:bidi="hi_IN"/>
+        </w:rPr>
+        <w:t>1 शमूएल 20:30</w:t>
+      </w:r>
     </w:p>
     <w:p>
       <w:pPr>
@@ -511,18 +499,12 @@
           <w:lang w:val="hi_IN" w:bidi="hi_IN"/>
         </w:rPr>
       </w:r>
-      <w:hyperlink r:id="rId15">
-        <w:r>
-          <w:rPr>
-            <w:lang w:val="hi_IN" w:bidi="hi_IN"/>
-          </w:rPr>
-          <w:rPr>
-            <w:color w:val="0000EE"/>
-            <w:u w:val="single"/>
-          </w:rPr>
-          <w:t>अय्यूब 33:27–28</w:t>
-        </w:r>
-      </w:hyperlink>
+      <w:r>
+        <w:rPr>
+          <w:lang w:val="hi_IN" w:bidi="hi_IN"/>
+        </w:rPr>
+        <w:t>अय्यूब 33:27–28</w:t>
+      </w:r>
     </w:p>
     <w:p>
       <w:pPr>
@@ -535,18 +517,12 @@
           <w:lang w:val="hi_IN" w:bidi="hi_IN"/>
         </w:rPr>
       </w:r>
-      <w:hyperlink r:id="rId16">
-        <w:r>
-          <w:rPr>
-            <w:lang w:val="hi_IN" w:bidi="hi_IN"/>
-          </w:rPr>
-          <w:rPr>
-            <w:color w:val="0000EE"/>
-            <w:u w:val="single"/>
-          </w:rPr>
-          <w:t>लूका 23:2</w:t>
-        </w:r>
-      </w:hyperlink>
+      <w:r>
+        <w:rPr>
+          <w:lang w:val="hi_IN" w:bidi="hi_IN"/>
+        </w:rPr>
+        <w:t>लूका 23:2</w:t>
+      </w:r>
     </w:p>
     <w:p>
       <w:pPr>

--- a/hin/docx/041.content.docx
+++ b/hin/docx/041.content.docx
@@ -402,19 +402,7 @@
         <w:rPr>
           <w:lang w:val="hi_IN" w:bidi="hi_IN"/>
         </w:rPr>
-        <w:t xml:space="preserve">, </w:t>
-      </w:r>
-      <w:r>
-        <w:rPr>
-          <w:lang w:val="hi_IN" w:bidi="hi_IN"/>
-        </w:rPr>
-        <w:t>अवज्ञा</w:t>
-      </w:r>
-      <w:r>
-        <w:rPr>
-          <w:lang w:val="hi_IN" w:bidi="hi_IN"/>
-        </w:rPr>
-        <w:t xml:space="preserve">, </w:t>
+        <w:t xml:space="preserve">, अवज्ञा, </w:t>
       </w:r>
       <w:r>
         <w:rPr>
@@ -426,19 +414,7 @@
         <w:rPr>
           <w:lang w:val="hi_IN" w:bidi="hi_IN"/>
         </w:rPr>
-        <w:t xml:space="preserve">, </w:t>
-      </w:r>
-      <w:r>
-        <w:rPr>
-          <w:lang w:val="hi_IN" w:bidi="hi_IN"/>
-        </w:rPr>
-        <w:t>फिरना</w:t>
-      </w:r>
-      <w:r>
-        <w:rPr>
-          <w:lang w:val="hi_IN" w:bidi="hi_IN"/>
-        </w:rPr>
-        <w:t>)</w:t>
+        <w:t>, फिरना)</w:t>
       </w:r>
     </w:p>
     <w:p>
